--- a/rapports/16_02_2026/TRAORE/coh_EQ15_sup_082204040003.docx
+++ b/rapports/16_02_2026/TRAORE/coh_EQ15_sup_082204040003.docx
@@ -25,7 +25,7 @@
         <w:br/>
         <w:t>Grappe: 082204040003</w:t>
         <w:br/>
-        <w:t>Date: 16/02/2026 a 12:40</w:t>
+        <w:t>Date: 16/02/2026 a 12:58</w:t>
       </w:r>
     </w:p>
     <w:p/>

--- a/rapports/16_02_2026/TRAORE/coh_EQ15_sup_082204040003.docx
+++ b/rapports/16_02_2026/TRAORE/coh_EQ15_sup_082204040003.docx
@@ -25,7 +25,7 @@
         <w:br/>
         <w:t>Grappe: 082204040003</w:t>
         <w:br/>
-        <w:t>Date: 16/02/2026 a 12:58</w:t>
+        <w:t>Date: 16/02/2026 a 13:04</w:t>
       </w:r>
     </w:p>
     <w:p/>
@@ -119,7 +119,7 @@
           </w:tcPr>
           <w:p>
             <w:r>
-              <w:t>24</w:t>
+              <w:t>23</w:t>
             </w:r>
           </w:p>
         </w:tc>
@@ -871,11 +871,11 @@
         <w:rPr>
           <w:sz w:val="20"/>
         </w:rPr>
+        <w:t>- La dépense de communication de ce ménage est nulle, c'est-à-dire aucun membre n'a dépensé de cartes prépayées, les transferts de crédit, les abonnements et les recharges internet ou de forfaits de données mobiles(hors appels vocaux) au cours de 30 derniers jours. Prière de corriger cette information auprès de l'enquêté ou founir d'explication auprès du QG</w:t>
+        <w:br/>
         <w:t>- Les informations sur l'acte de naissance (ni Jours, ni mois et ni années) de  ALIOU KA  manquent, s'il vous plait pouvez-vous fournir d'effort pour avoir ces informations. La dépense de communication de ce ménage est nulle, c'est-à-dire aucun membre n'a dépensé de cartes prépayées, les transferts de crédit, les abonnements et les recharges internet ou de forfaits de données mobiles(hors appels vocaux) au cours de 30 derniers jours. Prière de corriger cette information auprès de l'enquêté ou founir d'explication auprès du QG</w:t>
         <w:br/>
         <w:t>- Les informations sur l'acte de naissance (ni Jours, ni mois et ni années) de  AWA KA  manquent, s'il vous plait pouvez-vous fournir d'effort pour avoir ces informations. La dépense de communication de ce ménage est nulle, c'est-à-dire aucun membre n'a dépensé de cartes prépayées, les transferts de crédit, les abonnements et les recharges internet ou de forfaits de données mobiles(hors appels vocaux) au cours de 30 derniers jours. Prière de corriger cette information auprès de l'enquêté ou founir d'explication auprès du QG</w:t>
-        <w:br/>
-        <w:t>- Les informations sur l'acte de naissance (ni Jours, ni mois et ni années) de  AWA SOW  manquent, s'il vous plait pouvez-vous fournir d'effort pour avoir ces informations. Le mois de l'enfant ( AWA SOW ) n'est pas connu mais vous avez declaré en s01q04a le nombre de mois, prière de changer NSP au niveau de s01q03b. La dépense de communication de ce ménage est nulle, c'est-à-dire aucun membre n'a dépensé de cartes prépayées, les transferts de crédit, les abonnements et les recharges internet ou de forfaits de données mobiles(hors appels vocaux) au cours de 30 derniers jours. Prière de corriger cette information auprès de l'enquêté ou founir d'explication auprès du QG</w:t>
         <w:br/>
         <w:t>- Les informations sur l'acte de naissance (ni Jours, ni mois et ni années) de  FATIMATA SOW  manquent, s'il vous plait pouvez-vous fournir d'effort pour avoir ces informations. La dépense de communication de ce ménage est nulle, c'est-à-dire aucun membre n'a dépensé de cartes prépayées, les transferts de crédit, les abonnements et les recharges internet ou de forfaits de données mobiles(hors appels vocaux) au cours de 30 derniers jours. Prière de corriger cette information auprès de l'enquêté ou founir d'explication auprès du QG</w:t>
         <w:br/>
@@ -985,7 +985,7 @@
         <w:rPr>
           <w:sz w:val="20"/>
         </w:rPr>
-        <w:t>- Attention ! Le prix unitaire d'achat (100 Fcfa) de Caramel, bonbons, confiseries, etc. en Pièce (Petit) est relativement élevé par rapport aux autres prix observés dans cette zone. Prière de corriger ou de confirmer avec le QG. Attention ! Le prix unitaire d'achat (200 Fcfa) de Aubergine   en Pièce (Petit) est relativement élevé par rapport aux autres prix observés dans cette zone. Prière de corriger ou de confirmer avec le QG. Attention ! Le prix unitaire d'achat (200 Fcfa) de Aubergine sauvage  en Pièce (Petit) est relativement élevé par rapport aux autres prix observés dans cette zone. Prière de corriger ou de confirmer avec le QG. Attention ! Le prix unitaire d'achat (200 Fcfa) de Carotte en Pièce (Petit) est relativement élevé par rapport aux autres prix observés dans cette zone. Prière de corriger ou de confirmer avec le QG. Attention ! Le prix unitaire d'achat (200 Fcfa) de Choux en Morceau (Portion) (Petit) est relativement élevé par rapport aux autres prix observés dans cette zone. Prière de corriger ou de confirmer avec le QG. Attention ! Le prix unitaire d'achat (200 Fcfa) de Courge en Morceau (Portion) (Petit) est relativement élevé par rapport aux autres prix observés dans cette zone. Prière de corriger ou de confirmer avec le QG. Attention ! Le prix unitaire d'achat (200 Fcfa) de Patate douce en Pièce (Petit) est relativement élevé par rapport aux autres prix observés dans cette zone. Prière de corriger ou de confirmer avec le QG. Attention ! Le prix unitaire d'achat (200 Fcfa) de Poivron frais en Pièce (Petit) est relativement élevé par rapport aux autres prix observés dans cette zone. Prière de corriger ou de confirmer avec le QG. Attention ! Le prix unitaire d'achat (25 Fcfa) de Cube alimentaire (Maggi, Jumbo, ) en Cube (Petit) est relativement faible par rapport aux autres prix observés dans cette zone. Prière de corriger ou de confirmer avec le QG. Attention ! Le prix unitaire d'achat (50 Fcfa) de Sel en Sachets (Petit) est relativement faible par rapport aux autres prix observés dans cette zone. Prière de corriger ou de confirmer avec le QG. Attention ! Le prix unitaire d'achat (800 Fcfa) de Carpe séchée en Kg (taille unique) est relativement faible par rapport aux autres prix observés dans cette zone. Prière de corriger ou de confirmer avec le QG. Avertissement!!! Le ménage a consommé 1 Paquet Moyen de Thé en sachet, cette quantité semble anormale pour une consommation des 7 derniers jours.Prière de corriger ou de confirmer avec le QG.</w:t>
+        <w:t>- Attention ! Le prix unitaire d'achat (100 Fcfa) de Caramel, bonbons, confiseries, etc. en Pièce (Petit) est relativement élevé par rapport aux autres prix observés dans cette zone. Prière de corriger ou de confirmer avec le QG. Attention ! Le prix unitaire d'achat (200 Fcfa) de Aubergine   en Pièce (Petit) est relativement élevé par rapport aux autres prix observés dans cette zone. Prière de corriger ou de confirmer avec le QG. Attention ! Le prix unitaire d'achat (200 Fcfa) de Aubergine sauvage  en Pièce (Petit) est relativement élevé par rapport aux autres prix observés dans cette zone. Prière de corriger ou de confirmer avec le QG. Attention ! Le prix unitaire d'achat (200 Fcfa) de Carotte en Pièce (Petit) est relativement élevé par rapport aux autres prix observés dans cette zone. Prière de corriger ou de confirmer avec le QG. Attention ! Le prix unitaire d'achat (200 Fcfa) de Choux en Morceau (Portion) (Petit) est relativement élevé par rapport aux autres prix observés dans cette zone. Prière de corriger ou de confirmer avec le QG. Attention ! Le prix unitaire d'achat (200 Fcfa) de Courge en Morceau (Portion) (Petit) est relativement élevé par rapport aux autres prix observés dans cette zone. Prière de corriger ou de confirmer avec le QG. Attention ! Le prix unitaire d'achat (200 Fcfa) de Manioc en tubercules en Morceau (Portion) (Petit) est relativement élevé par rapport aux autres prix observés dans cette zone. Prière de corriger ou de confirmer avec le QG. Attention ! Le prix unitaire d'achat (200 Fcfa) de Patate douce en Pièce (Petit) est relativement élevé par rapport aux autres prix observés dans cette zone. Prière de corriger ou de confirmer avec le QG. Attention ! Le prix unitaire d'achat (200 Fcfa) de Poivron frais en Pièce (Petit) est relativement élevé par rapport aux autres prix observés dans cette zone. Prière de corriger ou de confirmer avec le QG. Attention ! Le prix unitaire d'achat (25 Fcfa) de Cube alimentaire (Maggi, Jumbo, ) en Cube (Petit) est relativement faible par rapport aux autres prix observés dans cette zone. Prière de corriger ou de confirmer avec le QG. Avertissement!!! Le ménage a consommé 1 Paquet Moyen de Thé en sachet, cette quantité semble anormale pour une consommation des 7 derniers jours.Prière de corriger ou de confirmer avec le QG.</w:t>
       </w:r>
     </w:p>
     <w:p>
@@ -1117,9 +1117,7 @@
         <w:rPr>
           <w:sz w:val="20"/>
         </w:rPr>
-        <w:t xml:space="preserve">- Avertissement!! L'âge (25 ans)  de Charrettes dans ce ménage semble être élevé, prière de corriger ou confirmer avec le QG. Incohérence!! Le prix de revente de Charrettes dans cette section 19 ne doit pas être égal 0 même si le ménage l'a reçu en cadeau prière de leurs aider à faire une estimation. </w:t>
-        <w:br/>
-        <w:t>- Incohérence!! Le prix de revente de Hache-Paille dans cette section 19 ne doit pas être égal 0 même si le ménage l'a reçu en cadeau prière de leurs aider à faire une estimation.</w:t>
+        <w:t>- Attention ! Hache-Paille a été revendu à 5000 Fcfa qui est relativement élevé par rapport aux autres prix de revente observés dans cette zone. Prière de corriger ou de confirmer avec le QG.</w:t>
       </w:r>
     </w:p>
     <w:p>
@@ -1476,11 +1474,9 @@
         <w:rPr>
           <w:sz w:val="20"/>
         </w:rPr>
-        <w:t xml:space="preserve">- Les informations sur l'acte de naissance (ni Jours, ni mois et ni années) de  AWA KA  manquent, s'il vous plait pouvez-vous fournir d'effort pour avoir ces informations. Le mois de l'enfant ( AWA KA ) n'est pas connu mais vous avez declaré en s01q04a le nombre de mois, prière de changer NSP au niveau de s01q03b. </w:t>
-        <w:br/>
         <w:t xml:space="preserve">- Les informations sur l'acte de naissance (ni Jours, ni mois et ni années) de  SOUADOU KA  manquent, s'il vous plait pouvez-vous fournir d'effort pour avoir ces informations. </w:t>
         <w:br/>
-        <w:t>- Les informations sur l'acte de naissance (ni Jours, ni mois et ni années) de  YACINE KA  manquent, s'il vous plait pouvez-vous fournir d'effort pour avoir ces informations. Incoherence! YACINE KA dispose d'un téléphone portable à s01q39, donc la raison évoquée ne peut pas être (ne dispose pas d'appareil).</w:t>
+        <w:t>- Les informations sur l'acte de naissance (ni Jours, ni mois et ni années) de  YACINE KA  manquent, s'il vous plait pouvez-vous fournir d'effort pour avoir ces informations.</w:t>
       </w:r>
     </w:p>
     <w:p>
@@ -1528,7 +1524,7 @@
         <w:rPr>
           <w:sz w:val="20"/>
         </w:rPr>
-        <w:t>- Attention ! Le nombre de jours que ADAMA KA a travaillés par mois semble être inférieur à 15. Veuillez, s'il vous plaît, confirmer cette information. Avertissement!! Le montant de ADAMA KA semble trop faible pour un revenu net gagné par trimestre. Veuillez, s'il vous plaît, confirmer cette information avec le QG ou la corriger.</w:t>
+        <w:t>- Avertissement!! Le montant de ADAMA KA semble trop faible pour un revenu net gagné par trimestre. Veuillez, s'il vous plaît, confirmer cette information avec le QG ou la corriger.</w:t>
       </w:r>
     </w:p>
     <w:p>
@@ -1549,7 +1545,7 @@
         <w:rPr>
           <w:sz w:val="20"/>
         </w:rPr>
-        <w:t>- Attention ! Le prix unitaire d'achat (200 Fcfa) de Biscuits en Sachets industriel (Petit) est relativement élevé par rapport aux autres prix observés dans cette zone. Prière de corriger ou de confirmer avec le QG. Attention ! Le prix unitaire d'achat (25 Fcfa) de Cube alimentaire (Maggi, Jumbo, ) en Cube (Petit) est relativement faible par rapport aux autres prix observés dans cette zone. Prière de corriger ou de confirmer avec le QG. Attention ! Soupçons de quantité anormale! Le ménage de ADAMA KA avec une taille de 4 personnes a consommé 5 Kg en taille unique de Sucre en poudre  qui est relativement élevé comme consommation par rapport à la condition de vie des autres ménages de même taille dans cette zone. Prière de corriger ou de confirmer avec le QG. Avertissement!!! Le ménage a consommé 3 Paquet Moyen de Thé en sachet, cette quantité semble anormale pour une consommation des 7 derniers jours.Prière de corriger ou de confirmer avec le QG. Incohérence!! Dans ce ménage, chaque individus consomme par jour .5357143 Kg  de cereale; Prière de revoir les quantités prises de ces produits. Incohérence!! Dans ce ménage, chaque individus consomme par jour .5357143 Kg  de cereale; Prière de revoir les quantités prises de ces produits.</w:t>
+        <w:t>- Attention ! Le prix unitaire d'achat (200 Fcfa) de Biscuits en Sachets industriel (Petit) est relativement élevé par rapport aux autres prix observés dans cette zone. Prière de corriger ou de confirmer avec le QG. Attention ! Le prix unitaire d'achat (25 Fcfa) de Cube alimentaire (Maggi, Jumbo, ) en Cube (Petit) est relativement faible par rapport aux autres prix observés dans cette zone. Prière de corriger ou de confirmer avec le QG. Attention ! Le prix unitaire d'achat (750 Fcfa) de Huile de palme raffinée en Litre (taille unique) est relativement faible par rapport aux autres prix observés dans cette zone. Prière de corriger ou de confirmer avec le QG. Avertissement!!! Le ménage a consommé 3 Paquet Moyen de Thé en sachet, cette quantité semble anormale pour une consommation des 7 derniers jours.Prière de corriger ou de confirmer avec le QG. Incohérence!! Dans ce ménage, chaque individus consomme par jour .5357143 Kg  de cereale; Prière de revoir les quantités prises de ces produits. Incohérence!! Dans ce ménage, chaque individus consomme par jour .5357143 Kg  de cereale; Prière de revoir les quantités prises de ces produits.</w:t>
       </w:r>
     </w:p>
     <w:p>
@@ -1633,7 +1629,7 @@
         <w:rPr>
           <w:sz w:val="20"/>
         </w:rPr>
-        <w:t>- Avertissement!! Le temps mis (en heure et en minute) pour s'approvisionner en eau de boisson une fois à la source est très élevé, prière de corriger ou confirmer avec le QG. Le temps mis (en heure et en minute) pour s'approvisionner en eau de boisson une fois à la source est  5 fois plus élevé que le temps mis (en minutes) pour se rendre à la principale source d'approvisionnement en eau de boisson, prière de corriger.</w:t>
+        <w:t>- Le temps mis (en heure et en minute) pour s'approvisionner en eau de boisson une fois à la source est  5 fois plus élevé que le temps mis (en minutes) pour se rendre à la principale source d'approvisionnement en eau de boisson, prière de corriger.</w:t>
       </w:r>
     </w:p>
     <w:p>
@@ -1655,27 +1651,6 @@
           <w:sz w:val="20"/>
         </w:rPr>
         <w:t>- L'enquêteur prière de fournir d'effort pour avoir le niveau d'étude et l'âge de celui qui a envoyé/donné de l'argent dans la section 13a (Transfert reçu). L'âge de celui qui a envoyé/donné de l'argent dans la section 13a (Transfert reçu) semble  élévé, prière de corriger ou confirmer ave le QG.</w:t>
-      </w:r>
-    </w:p>
-    <w:p>
-      <w:r>
-        <w:rPr>
-          <w:b/>
-          <w:color w:val="4672C4"/>
-          <w:sz w:val="22"/>
-        </w:rPr>
-        <w:t>&gt;&gt; Section15 - Filets sociaux</w:t>
-      </w:r>
-    </w:p>
-    <w:p>
-      <w:pPr>
-        <w:ind w:left="283"/>
-      </w:pPr>
-      <w:r>
-        <w:rPr>
-          <w:sz w:val="20"/>
-        </w:rPr>
-        <w:t>- Avertissement!! Aucun membre dans ce ménage n'a entendu parler d'aucun programme de la section 15, prière de confirmer ce cas avec le QG.</w:t>
       </w:r>
     </w:p>
     <w:p>
@@ -2338,7 +2313,7 @@
         <w:rPr>
           <w:sz w:val="20"/>
         </w:rPr>
-        <w:t xml:space="preserve">- Attention ! Abreuvoir / Mangeoire a été achété à 12000 Fcfa est relativement élevé par rapport aux autres prix d'achat observés dans cette zone. Prière de corriger ou de confirmer avec le QG. Attention ! Abreuvoir / Mangeoire a été revendu à 12000 Fcfa qui est relativement élevé par rapport aux autres prix de revente observés dans cette zone. Prière de corriger ou de confirmer avec le QG. </w:t>
+        <w:t xml:space="preserve">- Attention ! Abreuvoir / Mangeoire a été revendu à 12000 Fcfa qui est relativement élevé par rapport aux autres prix de revente observés dans cette zone. Prière de corriger ou de confirmer avec le QG. </w:t>
         <w:br/>
         <w:t>- Avertissement!! Le nombre (20)  de Autre (à préciser) est élevé, prière de corriger ou confirmer avec le QG. Avertissement!! Le prix d'achat (9999 FCFA) de Autre (à préciser) est inférieur aux prix de revente (25000 FCFA), prière de verifier et corriger ou confirmer l'information avec le QG.</w:t>
       </w:r>
@@ -2784,7 +2759,7 @@
         <w:rPr>
           <w:sz w:val="20"/>
         </w:rPr>
-        <w:t>- Attention ! Le prix unitaire d'achat (200 Fcfa) de Feuilles de  Haricot en Tas (Petit) est relativement élevé par rapport aux autres prix observés dans cette zone. Prière de corriger ou de confirmer avec le QG. Attention ! Le prix unitaire d'achat (200 Fcfa) de Piment frais en Pièce (Petit) est relativement élevé par rapport aux autres prix observés dans cette zone. Prière de corriger ou de confirmer avec le QG. Attention ! Le prix unitaire d'achat (200 Fcfa) de Poivron frais en Pièce (Petit) est relativement élevé par rapport aux autres prix observés dans cette zone. Prière de corriger ou de confirmer avec le QG. Attention ! Le prix unitaire d'achat (2000 Fcfa) de Poisson frais type 9 en Tas (Moyen) est relativement élevé par rapport aux autres prix observés dans cette zone. Prière de corriger ou de confirmer avec le QG. Attention ! Soupçons de quantité anormale! Le ménage de SICK KA avec une taille de 7 personnes a consommé 3 Kg en taille unique de Macaroni qui est relativement élevé comme consommation par rapport à la condition de vie des autres ménages de même taille dans cette zone. Prière de corriger ou de confirmer avec le QG. Avertissement!! La quantité (4.25 litre) du produit Huile de palme raffinée consommée  par le ménage semble très élevé, prière de corriger ou confirmer avec le QG. Avertissement!!! Le ménage a consommé 4 Paquet Moyen de Thé en sachet, cette quantité semble anormale pour une consommation des 7 derniers jours.Prière de corriger ou de confirmer avec le QG.</w:t>
+        <w:t>- Attention ! Le prix unitaire d'achat (200 Fcfa) de Carotte en Pièce (Moyen) est relativement élevé par rapport aux autres prix observés dans cette zone. Prière de corriger ou de confirmer avec le QG. Attention ! Le prix unitaire d'achat (200 Fcfa) de Feuilles de  Haricot en Tas (Petit) est relativement élevé par rapport aux autres prix observés dans cette zone. Prière de corriger ou de confirmer avec le QG. Attention ! Le prix unitaire d'achat (200 Fcfa) de Piment frais en Pièce (Petit) est relativement élevé par rapport aux autres prix observés dans cette zone. Prière de corriger ou de confirmer avec le QG. Attention ! Le prix unitaire d'achat (200 Fcfa) de Poivron frais en Pièce (Petit) est relativement élevé par rapport aux autres prix observés dans cette zone. Prière de corriger ou de confirmer avec le QG. Attention ! Le prix unitaire d'achat (2000 Fcfa) de Poisson frais type 9 en Tas (Moyen) est relativement élevé par rapport aux autres prix observés dans cette zone. Prière de corriger ou de confirmer avec le QG. Attention ! Soupçons de quantité anormale! Le ménage de SICK KA avec une taille de 7 personnes a consommé 3 Kg en taille unique de Macaroni qui est relativement élevé comme consommation par rapport à la condition de vie des autres ménages de même taille dans cette zone. Prière de corriger ou de confirmer avec le QG. Avertissement!! La quantité (4.25 litre) du produit Huile de palme raffinée consommée  par le ménage semble très élevé, prière de corriger ou confirmer avec le QG. Avertissement!!! Le ménage a consommé 4 Paquet Moyen de Thé en sachet, cette quantité semble anormale pour une consommation des 7 derniers jours.Prière de corriger ou de confirmer avec le QG.</w:t>
       </w:r>
     </w:p>
     <w:p>
@@ -2957,27 +2932,6 @@
           <w:sz w:val="20"/>
         </w:rPr>
         <w:t>- Avertissement! Le prix de vente (42500 Fcfa) d'un Ovins (Moutons) est trop petit ou élevé . Veuillez confirmer ces informations avec le QG ou apporter les corrections nécessaires.</w:t>
-      </w:r>
-    </w:p>
-    <w:p>
-      <w:r>
-        <w:rPr>
-          <w:b/>
-          <w:color w:val="4672C4"/>
-          <w:sz w:val="22"/>
-        </w:rPr>
-        <w:t>&gt;&gt; Section19 - Equipements agricoles</w:t>
-      </w:r>
-    </w:p>
-    <w:p>
-      <w:pPr>
-        <w:ind w:left="283"/>
-      </w:pPr>
-      <w:r>
-        <w:rPr>
-          <w:sz w:val="20"/>
-        </w:rPr>
-        <w:t>- Attention ! Machette a été revendu à 8000 Fcfa qui est relativement élevé par rapport aux autres prix de revente observés dans cette zone. Prière de corriger ou de confirmer avec le QG.</w:t>
       </w:r>
     </w:p>
     <w:p>
@@ -3334,8 +3288,6 @@
         <w:rPr>
           <w:sz w:val="20"/>
         </w:rPr>
-        <w:t xml:space="preserve">- Les informations sur l'acte de naissance (ni Jours, ni mois et ni années) de  ALADJI SOW  manquent, s'il vous plait pouvez-vous fournir d'effort pour avoir ces informations. Le mois de l'enfant ( ALADJI SOW ) n'est pas connu mais vous avez declaré en s01q04a le nombre de mois, prière de changer NSP au niveau de s01q03b. </w:t>
-        <w:br/>
         <w:t xml:space="preserve">- Les informations sur l'acte de naissance (ni Jours, ni mois et ni années) de  DIEGUEL SOW  manquent, s'il vous plait pouvez-vous fournir d'effort pour avoir ces informations. </w:t>
         <w:br/>
         <w:t xml:space="preserve">- Les informations sur l'acte de naissance (ni Jours, ni mois et ni années) de  DIEYNABA SOW  manquent, s'il vous plait pouvez-vous fournir d'effort pour avoir ces informations. </w:t>
@@ -3469,7 +3421,7 @@
         <w:rPr>
           <w:sz w:val="20"/>
         </w:rPr>
-        <w:t>- Attention ! Le prix unitaire d'achat (100 Fcfa) de Vinaigre de vin en Sachets (Petit) est relativement élevé par rapport aux autres prix observés dans cette zone. Prière de corriger ou de confirmer avec le QG. Attention ! Le prix unitaire d'achat (25 Fcfa) de Cube alimentaire (Maggi, Jumbo, ) en Cube (Petit) est relativement faible par rapport aux autres prix observés dans cette zone. Prière de corriger ou de confirmer avec le QG. Attention ! Le prix unitaire d'achat (400 Fcfa) de Macaroni en Kg (taille unique) est relativement faible par rapport aux autres prix observés dans cette zone. Prière de corriger ou de confirmer avec le QG. Attention ! Le prix unitaire d'achat (4800 Fcfa) de Lait en poudre en Kg (taille unique) est relativement élevé par rapport aux autres prix observés dans cette zone. Prière de corriger ou de confirmer avec le QG. Attention ! Le prix unitaire d'achat (50 Fcfa) de Sel en Sachets (Petit) est relativement faible par rapport aux autres prix observés dans cette zone. Prière de corriger ou de confirmer avec le QG. Attention ! Le prix unitaire d'achat (75 Fcfa) de Choux en Pièce (Petit) est relativement faible par rapport aux autres prix observés dans cette zone. Prière de corriger ou de confirmer avec le QG. Attention ! Le prix unitaire d'achat (75 Fcfa) de Feuilles de  Haricot en Sachets (Petit) est relativement faible par rapport aux autres prix observés dans cette zone. Prière de corriger ou de confirmer avec le QG. Attention ! Le prix unitaire d'achat (75 Fcfa) de Piment frais en Sachets (Petit) est relativement faible par rapport aux autres prix observés dans cette zone. Prière de corriger ou de confirmer avec le QG. Avertissement!!! Le ménage a consommé 1 Paquet Moyen de Thé en sachet, cette quantité semble anormale pour une consommation des 7 derniers jours.Prière de corriger ou de confirmer avec le QG. Avertissement!! le prix unitaire (900 Fcfa) de Thé en sachet (unité: Paquet) de taille Moyen est très faible ou élevé. Prière de corriger ou de confirmer avec le QG.</w:t>
+        <w:t>- Attention ! Le prix unitaire d'achat (100 Fcfa) de Vinaigre de vin en Sachets (Petit) est relativement élevé par rapport aux autres prix observés dans cette zone. Prière de corriger ou de confirmer avec le QG. Attention ! Le prix unitaire d'achat (25 Fcfa) de Cube alimentaire (Maggi, Jumbo, ) en Cube (Petit) est relativement faible par rapport aux autres prix observés dans cette zone. Prière de corriger ou de confirmer avec le QG. Attention ! Le prix unitaire d'achat (75 Fcfa) de Choux en Pièce (Petit) est relativement faible par rapport aux autres prix observés dans cette zone. Prière de corriger ou de confirmer avec le QG. Attention ! Le prix unitaire d'achat (75 Fcfa) de Feuilles de  Haricot en Sachets (Petit) est relativement faible par rapport aux autres prix observés dans cette zone. Prière de corriger ou de confirmer avec le QG. Attention ! Le prix unitaire d'achat (75 Fcfa) de Piment frais en Sachets (Petit) est relativement faible par rapport aux autres prix observés dans cette zone. Prière de corriger ou de confirmer avec le QG. Avertissement!!! Le ménage a consommé 1 Paquet Moyen de Thé en sachet, cette quantité semble anormale pour une consommation des 7 derniers jours.Prière de corriger ou de confirmer avec le QG. Avertissement!! le prix unitaire (900 Fcfa) de Thé en sachet (unité: Paquet) de taille Moyen est très faible ou élevé. Prière de corriger ou de confirmer avec le QG.</w:t>
       </w:r>
     </w:p>
     <w:p>
@@ -3533,27 +3485,6 @@
           <w:sz w:val="20"/>
         </w:rPr>
         <w:t>- Avertissement!! Le champs a comme nom (Champ 1) qui ne semble pas être un bon nom ou contient des lettres, prière de mettre le vrai nom du champs. La superficie de la parcelle Parcelle niébè selon les mesures GPS est de 221.64 hectare qui semble élevé ou faible, prière de corriger. Le document légal (titre, acte, certificat etc. ) qui affirme votre possession de la parcelle Parcelle niébè est  et semble exister dans les modalités, prière de prendre attache avec le QG pour plus d'explication afin de la classer bien.</w:t>
-      </w:r>
-    </w:p>
-    <w:p>
-      <w:r>
-        <w:rPr>
-          <w:b/>
-          <w:color w:val="4672C4"/>
-          <w:sz w:val="22"/>
-        </w:rPr>
-        <w:t>&gt;&gt; Section19 - Equipements agricoles</w:t>
-      </w:r>
-    </w:p>
-    <w:p>
-      <w:pPr>
-        <w:ind w:left="283"/>
-      </w:pPr>
-      <w:r>
-        <w:rPr>
-          <w:sz w:val="20"/>
-        </w:rPr>
-        <w:t>- Incohérence!! Le prix de revente de Faucheuse dans cette section 19 ne doit pas être égal 0 même si le ménage l'a reçu en cadeau prière de leurs aider à faire une estimation.</w:t>
       </w:r>
     </w:p>
     <w:p>
@@ -4020,7 +3951,7 @@
         <w:rPr>
           <w:sz w:val="20"/>
         </w:rPr>
-        <w:t>- Attention ! Le prix unitaire d'achat (200 Fcfa) de Ail en Gousse (Moyen) est relativement élevé par rapport aux autres prix observés dans cette zone. Prière de corriger ou de confirmer avec le QG. Attention ! Le prix unitaire d'achat (200 Fcfa) de Courge en Pièce (Petit) est relativement élevé par rapport aux autres prix observés dans cette zone. Prière de corriger ou de confirmer avec le QG. Attention ! Le prix unitaire d'achat (200 Fcfa) de Poivre en Sachets (Petit) est relativement élevé par rapport aux autres prix observés dans cette zone. Prière de corriger ou de confirmer avec le QG. Attention ! Soupçons de quantité anormale! Le ménage de SAMBA SOW avec une taille de 7 personnes a consommé 4 Sachets en Moyen de Sel qui est relativement élevé comme consommation par rapport à la condition de vie des autres ménages de même taille dans cette zone. Prière de corriger ou de confirmer avec le QG. Avertissement!! La quantité (3.5 litre) du produit Huile de palme raffinée consommée  par le ménage semble très élevé, prière de corriger ou confirmer avec le QG. Avertissement!!! Le ménage a consommé 14 Paquet Petit de Thé en sachet, cette quantité semble anormale pour une consommation des 7 derniers jours.Prière de corriger ou de confirmer avec le QG. Avertissement!! le prix unitaire (100 Fcfa) de Thé en sachet (unité: Paquet) de taille Petit est très faible ou élevé. Prière de corriger ou de confirmer avec le QG. Attention ! Soupçons de quantité anormale! Le ménage de SAMBA SOW avec une taille de 7 personnes a consommé 14 Paquet en Petit de Thé en sachet qui est relativement élevé comme consommation par rapport à la condition de vie des autres ménages de même taille dans cette zone. Prière de corriger ou de confirmer avec le QG. Avertissement!!!Le ménage a consommé 50 Kg de taille unique de Riz importé parfumé  ce qui semble incoherent pour une consommation aucours des 7 derniers jours, prière de verifier et corriger. Incohérence!! Dans ce ménage, chaque individus consomme par jour 1.326531 Kg  de cereale; Prière de revoir les quantités prises de ces produits. Attention ! Soupçons de quantité anormale! Le ménage de SAMBA SOW avec une taille de 7 personnes a consommé 50 Kg en taille unique de Riz importé parfumé qui est relativement élevé comme consommation par rapport à la condition de vie des autres ménages de même taille dans cette zone. Prière de corriger ou de confirmer avec le QG. Incohérence!! Dans ce ménage, chaque individus consomme par jour 1.326531 Kg  de cereale; Prière de revoir les quantités prises de ces produits. Incohérence!! Dans ce ménage, chaque individus consomme par jour 1.326531 Kg  de cereale; Prière de revoir les quantités prises de ces produits.</w:t>
+        <w:t>- Attention ! Le prix unitaire d'achat (200 Fcfa) de Ail en Gousse (Moyen) est relativement élevé par rapport aux autres prix observés dans cette zone. Prière de corriger ou de confirmer avec le QG. Attention ! Le prix unitaire d'achat (200 Fcfa) de Courge en Pièce (Petit) est relativement élevé par rapport aux autres prix observés dans cette zone. Prière de corriger ou de confirmer avec le QG. Attention ! Le prix unitaire d'achat (200 Fcfa) de Poivre en Sachets (Petit) est relativement élevé par rapport aux autres prix observés dans cette zone. Prière de corriger ou de confirmer avec le QG. Attention ! Soupçons de quantité anormale! Le ménage de SAMBA SOW avec une taille de 7 personnes a consommé 1 Kg en taille unique de Pâte d'arachide qui est relativement élevé comme consommation par rapport à la condition de vie des autres ménages de même taille dans cette zone. Prière de corriger ou de confirmer avec le QG. Attention ! Soupçons de quantité anormale! Le ménage de SAMBA SOW avec une taille de 7 personnes a consommé 4 Sachets en Moyen de Sel qui est relativement élevé comme consommation par rapport à la condition de vie des autres ménages de même taille dans cette zone. Prière de corriger ou de confirmer avec le QG. Avertissement!! La quantité (3.5 litre) du produit Huile de palme raffinée consommée  par le ménage semble très élevé, prière de corriger ou confirmer avec le QG. Avertissement!!! Le ménage a consommé 14 Paquet Petit de Thé en sachet, cette quantité semble anormale pour une consommation des 7 derniers jours.Prière de corriger ou de confirmer avec le QG. Avertissement!! le prix unitaire (100 Fcfa) de Thé en sachet (unité: Paquet) de taille Petit est très faible ou élevé. Prière de corriger ou de confirmer avec le QG. Avertissement!!!Le ménage a consommé 50 Kg de taille unique de Riz importé parfumé  ce qui semble incoherent pour une consommation aucours des 7 derniers jours, prière de verifier et corriger. Incohérence!! Dans ce ménage, chaque individus consomme par jour 1.326531 Kg  de cereale; Prière de revoir les quantités prises de ces produits. Attention ! Soupçons de quantité anormale! Le ménage de SAMBA SOW avec une taille de 7 personnes a consommé 50 Kg en taille unique de Riz importé parfumé qui est relativement élevé comme consommation par rapport à la condition de vie des autres ménages de même taille dans cette zone. Prière de corriger ou de confirmer avec le QG. Incohérence!! Dans ce ménage, chaque individus consomme par jour 1.326531 Kg  de cereale; Prière de revoir les quantités prises de ces produits. Incohérence!! Dans ce ménage, chaque individus consomme par jour 1.326531 Kg  de cereale; Prière de revoir les quantités prises de ces produits.</w:t>
       </w:r>
     </w:p>
     <w:p>
@@ -4658,7 +4589,7 @@
         <w:rPr>
           <w:sz w:val="20"/>
         </w:rPr>
-        <w:t>- Attention ! Le prix unitaire d'achat (2000 Fcfa) de Café moulu en Kg (taille unique) est relativement faible par rapport aux autres prix observés dans cette zone. Prière de corriger ou de confirmer avec le QG. Attention ! Le prix unitaire d'achat (2400 Fcfa) de Carpe séchée en Kg (taille unique) est relativement élevé par rapport aux autres prix observés dans cette zone. Prière de corriger ou de confirmer avec le QG. Attention ! Le prix unitaire d'achat (75 Fcfa) de Ail en Gousse (Moyen) est relativement faible par rapport aux autres prix observés dans cette zone. Prière de corriger ou de confirmer avec le QG. Avertissement!!! Le ménage a consommé 12 Pièce Petit de Capitaine frais, cette quantité semble anormale pour une consommation des 7 derniers jours.Prière de corriger ou de confirmer avec le QG. Avertissement!!! Le ménage a consommé 8 Paquet Petit de Thé en sachet, cette quantité semble anormale pour une consommation des 7 derniers jours.Prière de corriger ou de confirmer avec le QG. Avertissement!! le prix unitaire (100 Fcfa) de Thé en sachet (unité: Paquet) de taille Petit est très faible ou élevé. Prière de corriger ou de confirmer avec le QG. Incohérence!! Dans ce ménage, chaque individus consomme par jour .9285714 Kg  de cereale; Prière de revoir les quantités prises de ces produits. Incohérence!! Dans ce ménage, chaque individus consomme par jour .9285714 Kg  de cereale; Prière de revoir les quantités prises de ces produits. Attention ! Soupçons de quantité anormale! Le ménage de AISSATTA MBAYE KA avec une taille de 4 personnes a consommé 12 Kg en taille unique de Mil qui est relativement élevé comme consommation par rapport à la condition de vie des autres ménages de même taille dans cette zone. Prière de corriger ou de confirmer avec le QG.</w:t>
+        <w:t>- Attention ! Le prix unitaire d'achat (2000 Fcfa) de Café moulu en Kg (taille unique) est relativement faible par rapport aux autres prix observés dans cette zone. Prière de corriger ou de confirmer avec le QG. Attention ! Le prix unitaire d'achat (75 Fcfa) de Ail en Gousse (Moyen) est relativement faible par rapport aux autres prix observés dans cette zone. Prière de corriger ou de confirmer avec le QG. Avertissement!!! Le ménage a consommé 12 Pièce Petit de Capitaine frais, cette quantité semble anormale pour une consommation des 7 derniers jours.Prière de corriger ou de confirmer avec le QG. Avertissement!!! Le ménage a consommé 8 Paquet Petit de Thé en sachet, cette quantité semble anormale pour une consommation des 7 derniers jours.Prière de corriger ou de confirmer avec le QG. Avertissement!! le prix unitaire (100 Fcfa) de Thé en sachet (unité: Paquet) de taille Petit est très faible ou élevé. Prière de corriger ou de confirmer avec le QG. Incohérence!! Dans ce ménage, chaque individus consomme par jour .9285714 Kg  de cereale; Prière de revoir les quantités prises de ces produits. Incohérence!! Dans ce ménage, chaque individus consomme par jour .9285714 Kg  de cereale; Prière de revoir les quantités prises de ces produits.</w:t>
       </w:r>
     </w:p>
     <w:p>
@@ -4753,27 +4684,6 @@
         <w:t xml:space="preserve">- Avertissement!! Le champs a comme nom (champ 1 samba sow) qui ne semble pas être un bon nom ou contient des lettres, prière de mettre le vrai nom du champs. Le salaire total payé de toutes catégories confondues par le ménage AISSATTA MBAYE KA pour la main-d'oeuvre non-familiale sur la parcelle parcelle niebe au cours de la campagne pour la période de préparation du sol (labour) et des semis est de 0 qui semble élevé ou faible. Merci de corriger. Le salaire total payé de toutes catégories confondues par le ménage AISSATTA MBAYE KA pour la main-d'oeuvre non-familiale sur la parcelle parcelle niebe au cours de la campagne pour la période des récoltes est de 0 qui semble élevé ou faible. Merci de corriger. La parcelle parcelle niebe n'a pas été mésurée pour des raisons comme qu'elle est trop petite, GPS en panne et que le Ménage indisponible. Nous vous rappelons que ces raisons ne passent pas pour la non mesure des parcelles prière de les mésurer. </w:t>
         <w:br/>
         <w:t>- Avertissement!! Le champs a comme nom (champ 1 samba sow) qui ne semble pas être un bon nom ou contient des lettres, prière de mettre le vrai nom du champs. Le salaire total payé de toutes catégories confondues par le ménage AISSATTA MBAYE KA pour la main-d'oeuvre non-familiale sur la parcelle parcelle niebe au cours de la campagne pour la période des récoltes est de 0 qui semble élevé ou faible. Merci de corriger. La parcelle parcelle niebe n'a pas été mésurée pour des raisons comme qu'elle est trop petite, GPS en panne et que le Ménage indisponible. Nous vous rappelons que ces raisons ne passent pas pour la non mesure des parcelles prière de les mésurer. Le document légal (titre, acte, certificat etc. ) qui affirme votre possession de la parcelle parcelle niebe est  et semble exister dans les modalités, prière de prendre attache avec le QG pour plus d'explication afin de la classer bien.</w:t>
-      </w:r>
-    </w:p>
-    <w:p>
-      <w:r>
-        <w:rPr>
-          <w:b/>
-          <w:color w:val="4672C4"/>
-          <w:sz w:val="22"/>
-        </w:rPr>
-        <w:t>&gt;&gt; Section19 - Equipements agricoles</w:t>
-      </w:r>
-    </w:p>
-    <w:p>
-      <w:pPr>
-        <w:ind w:left="283"/>
-      </w:pPr>
-      <w:r>
-        <w:rPr>
-          <w:sz w:val="20"/>
-        </w:rPr>
-        <w:t>- Attention ! Abreuvoir / Mangeoire a été revendu à 6000 Fcfa qui est relativement élevé par rapport aux autres prix de revente observés dans cette zone. Prière de corriger ou de confirmer avec le QG.</w:t>
       </w:r>
     </w:p>
     <w:p>
@@ -5821,7 +5731,7 @@
         <w:rPr>
           <w:sz w:val="20"/>
         </w:rPr>
-        <w:t>- Attention ! Le prix unitaire d'achat (200 Fcfa) de Poivre en Sachets (Petit) est relativement élevé par rapport aux autres prix observés dans cette zone. Prière de corriger ou de confirmer avec le QG. Attention ! Le prix unitaire d'achat (500 Fcfa) de Huile d'arachide (Segal) Artisanale en Litre (taille unique) est relativement faible par rapport aux autres prix observés dans cette zone. Prière de corriger ou de confirmer avec le QG. Attention ! Le prix unitaire d'achat (750 Fcfa) de Café moulu en Kg (taille unique) est relativement faible par rapport aux autres prix observés dans cette zone. Prière de corriger ou de confirmer avec le QG. Attention ! Le prix unitaire d'achat (800 Fcfa) de Banane douce en Kg (taille unique) est relativement faible par rapport aux autres prix observés dans cette zone. Prière de corriger ou de confirmer avec le QG. Avertissement!!! Le ménage a consommé 14 Paquet Petit de Thé en sachet, cette quantité semble anormale pour une consommation des 7 derniers jours.Prière de corriger ou de confirmer avec le QG. Avertissement!! le prix unitaire (100 Fcfa) de Thé en sachet (unité: Paquet) de taille Petit est très faible ou élevé. Prière de corriger ou de confirmer avec le QG. Le prix d'achat unitaire (200 Fcfa) de Patate douce en Kg de taille  taille unique  est très faible, prière de regarder les reponses prises dans les questions s07bq07a s07bq07b s07bq07c s07bq08 pour mieux corriger.</w:t>
+        <w:t>- Attention ! Le prix unitaire d'achat (200 Fcfa) de Poivre en Sachets (Petit) est relativement élevé par rapport aux autres prix observés dans cette zone. Prière de corriger ou de confirmer avec le QG. Attention ! Le prix unitaire d'achat (500 Fcfa) de Huile d'arachide (Segal) Artisanale en Litre (taille unique) est relativement faible par rapport aux autres prix observés dans cette zone. Prière de corriger ou de confirmer avec le QG. Attention ! Le prix unitaire d'achat (750 Fcfa) de Café moulu en Kg (taille unique) est relativement faible par rapport aux autres prix observés dans cette zone. Prière de corriger ou de confirmer avec le QG. Attention ! Soupçons de quantité anormale! Le ménage de PAPE SOW avec une taille de 8 personnes a consommé 4 Kg en taille unique de Café moulu qui est relativement élevé comme consommation par rapport à la condition de vie des autres ménages de même taille dans cette zone. Prière de corriger ou de confirmer avec le QG. Avertissement!!! Le ménage a consommé 14 Paquet Petit de Thé en sachet, cette quantité semble anormale pour une consommation des 7 derniers jours.Prière de corriger ou de confirmer avec le QG. Avertissement!! le prix unitaire (100 Fcfa) de Thé en sachet (unité: Paquet) de taille Petit est très faible ou élevé. Prière de corriger ou de confirmer avec le QG. Le prix d'achat unitaire (200 Fcfa) de Patate douce en Kg de taille  taille unique  est très faible, prière de regarder les reponses prises dans les questions s07bq07a s07bq07b s07bq07c s07bq08 pour mieux corriger.</w:t>
       </w:r>
     </w:p>
     <w:p>
@@ -6414,7 +6324,7 @@
         <w:rPr>
           <w:sz w:val="20"/>
         </w:rPr>
-        <w:t>- Attention ! Le prix unitaire d'achat (500 Fcfa) de Carpe séchée en Morceau (Portion) (Moyen) est relativement élevé par rapport aux autres prix observés dans cette zone. Prière de corriger ou de confirmer avec le QG. Avertissement!! La quantité (3.5 litre) du produit Huile de palme raffinée consommée  par le ménage semble très élevé, prière de corriger ou confirmer avec le QG. Avertissement!!! Le ménage a consommé 10 Paquet Petit de Thé en sachet, cette quantité semble anormale pour une consommation des 7 derniers jours.Prière de corriger ou de confirmer avec le QG. Avertissement!! le prix unitaire (100 Fcfa) de Thé en sachet (unité: Paquet) de taille Petit est très faible ou élevé. Prière de corriger ou de confirmer avec le QG. Incohérence!! Dans ce ménage, chaque individus consomme par jour 26.06018 Kg  de cereale; Prière de revoir les quantités prises de ces produits. Incohérence!! Dans ce ménage, chaque individus consomme par jour 26.06018 Kg  de cereale; Prière de revoir les quantités prises de ces produits. Le prix d'achat unitaire (200 Fcfa) de Patate douce en Kg de taille  taille unique  est très faible, prière de regarder les reponses prises dans les questions s07bq07a s07bq07b s07bq07c s07bq08 pour mieux corriger.</w:t>
+        <w:t>- Attention ! Le prix unitaire d'achat (500 Fcfa) de Carpe séchée en Morceau (Portion) (Moyen) est relativement élevé par rapport aux autres prix observés dans cette zone. Prière de corriger ou de confirmer avec le QG. Avertissement!! La quantité (3.5 litre) du produit Huile de palme raffinée consommée  par le ménage semble très élevé, prière de corriger ou confirmer avec le QG. Avertissement!!! Le ménage a consommé 10 Paquet Petit de Thé en sachet, cette quantité semble anormale pour une consommation des 7 derniers jours.Prière de corriger ou de confirmer avec le QG. Avertissement!! le prix unitaire (100 Fcfa) de Thé en sachet (unité: Paquet) de taille Petit est très faible ou élevé. Prière de corriger ou de confirmer avec le QG. Incohérence!! Dans ce ménage, chaque individus consomme par jour 50.76107 Kg  de cereale; Prière de revoir les quantités prises de ces produits. Incohérence!! Dans ce ménage, chaque individus consomme par jour 50.76107 Kg  de cereale; Prière de revoir les quantités prises de ces produits. Le prix d'achat unitaire (200 Fcfa) de Patate douce en Kg de taille  taille unique  est très faible, prière de regarder les reponses prises dans les questions s07bq07a s07bq07b s07bq07c s07bq08 pour mieux corriger.</w:t>
       </w:r>
     </w:p>
     <w:p>
@@ -7821,8 +7731,6 @@
         <w:rPr>
           <w:sz w:val="20"/>
         </w:rPr>
-        <w:t xml:space="preserve">- Attention ! Abreuvoir / Mangeoire a été revendu à 6000 Fcfa qui est relativement élevé par rapport aux autres prix de revente observés dans cette zone. Prière de corriger ou de confirmer avec le QG. </w:t>
-        <w:br/>
         <w:t>- Incohérence!! Le prix d'achat de Charrettes ne doit pas être égal 0 même si le ménage l'a reçu en cadeau prière de leurs aider à faire une estimation. Incohérence!! Le prix de revente de Charrettes dans cette section 19 ne doit pas être égal 0 même si le ménage l'a reçu en cadeau prière de leurs aider à faire une estimation.</w:t>
       </w:r>
     </w:p>
